--- a/results2/table_05_robustness_checks_high_competition.docx
+++ b/results2/table_05_robustness_checks_high_competition.docx
@@ -98,7 +98,7 @@
               <w:jc w:val="left"/>
             </w:pPr>
             <w:r>
-              <w:t xml:space="preserve">0.063</w:t>
+              <w:t xml:space="preserve">0.003</w:t>
             </w:r>
           </w:p>
         </w:tc>
@@ -144,7 +144,7 @@
               <w:jc w:val="left"/>
             </w:pPr>
             <w:r>
-              <w:t xml:space="preserve">(0.058)</w:t>
+              <w:t xml:space="preserve">(0.027)</w:t>
             </w:r>
           </w:p>
         </w:tc>
@@ -194,7 +194,7 @@
               <w:jc w:val="left"/>
             </w:pPr>
             <w:r>
-              <w:t xml:space="preserve">-0.045</w:t>
+              <w:t xml:space="preserve">-0.003</w:t>
             </w:r>
           </w:p>
         </w:tc>
@@ -240,7 +240,7 @@
               <w:jc w:val="left"/>
             </w:pPr>
             <w:r>
-              <w:t xml:space="preserve">(0.072)</w:t>
+              <w:t xml:space="preserve">(0.046)</w:t>
             </w:r>
           </w:p>
         </w:tc>
@@ -290,7 +290,7 @@
               <w:jc w:val="left"/>
             </w:pPr>
             <w:r>
-              <w:t xml:space="preserve">0.015</w:t>
+              <w:t xml:space="preserve">-0.004</w:t>
             </w:r>
           </w:p>
         </w:tc>
@@ -336,7 +336,7 @@
               <w:jc w:val="left"/>
             </w:pPr>
             <w:r>
-              <w:t xml:space="preserve">(0.021)</w:t>
+              <w:t xml:space="preserve">(0.014)</w:t>
             </w:r>
           </w:p>
         </w:tc>
@@ -386,43 +386,43 @@
               <w:jc w:val="left"/>
             </w:pPr>
             <w:r>
-              <w:t xml:space="preserve">1.208***</w:t>
-            </w:r>
-          </w:p>
-        </w:tc>
-        <w:tc>
-          <w:tcPr/>
-          <w:p>
-            <w:pPr>
-              <w:pStyle w:val="Compact"/>
-              <w:jc w:val="left"/>
-            </w:pPr>
-            <w:r>
-              <w:t xml:space="preserve">1.208***</w:t>
-            </w:r>
-          </w:p>
-        </w:tc>
-        <w:tc>
-          <w:tcPr/>
-          <w:p>
-            <w:pPr>
-              <w:pStyle w:val="Compact"/>
-              <w:jc w:val="left"/>
-            </w:pPr>
-            <w:r>
-              <w:t xml:space="preserve">1.214***</w:t>
-            </w:r>
-          </w:p>
-        </w:tc>
-        <w:tc>
-          <w:tcPr/>
-          <w:p>
-            <w:pPr>
-              <w:pStyle w:val="Compact"/>
-              <w:jc w:val="left"/>
-            </w:pPr>
-            <w:r>
-              <w:t xml:space="preserve">1.206***</w:t>
+              <w:t xml:space="preserve">0.411***</w:t>
+            </w:r>
+          </w:p>
+        </w:tc>
+        <w:tc>
+          <w:tcPr/>
+          <w:p>
+            <w:pPr>
+              <w:pStyle w:val="Compact"/>
+              <w:jc w:val="left"/>
+            </w:pPr>
+            <w:r>
+              <w:t xml:space="preserve">0.418***</w:t>
+            </w:r>
+          </w:p>
+        </w:tc>
+        <w:tc>
+          <w:tcPr/>
+          <w:p>
+            <w:pPr>
+              <w:pStyle w:val="Compact"/>
+              <w:jc w:val="left"/>
+            </w:pPr>
+            <w:r>
+              <w:t xml:space="preserve">0.415***</w:t>
+            </w:r>
+          </w:p>
+        </w:tc>
+        <w:tc>
+          <w:tcPr/>
+          <w:p>
+            <w:pPr>
+              <w:pStyle w:val="Compact"/>
+              <w:jc w:val="left"/>
+            </w:pPr>
+            <w:r>
+              <w:t xml:space="preserve">0.390***</w:t>
             </w:r>
           </w:p>
         </w:tc>
@@ -444,43 +444,43 @@
               <w:jc w:val="left"/>
             </w:pPr>
             <w:r>
-              <w:t xml:space="preserve">(0.021)</w:t>
-            </w:r>
-          </w:p>
-        </w:tc>
-        <w:tc>
-          <w:tcPr/>
-          <w:p>
-            <w:pPr>
-              <w:pStyle w:val="Compact"/>
-              <w:jc w:val="left"/>
-            </w:pPr>
-            <w:r>
-              <w:t xml:space="preserve">(0.023)</w:t>
-            </w:r>
-          </w:p>
-        </w:tc>
-        <w:tc>
-          <w:tcPr/>
-          <w:p>
-            <w:pPr>
-              <w:pStyle w:val="Compact"/>
-              <w:jc w:val="left"/>
-            </w:pPr>
-            <w:r>
-              <w:t xml:space="preserve">(0.027)</w:t>
-            </w:r>
-          </w:p>
-        </w:tc>
-        <w:tc>
-          <w:tcPr/>
-          <w:p>
-            <w:pPr>
-              <w:pStyle w:val="Compact"/>
-              <w:jc w:val="left"/>
-            </w:pPr>
-            <w:r>
-              <w:t xml:space="preserve">(0.021)</w:t>
+              <w:t xml:space="preserve">(0.112)</w:t>
+            </w:r>
+          </w:p>
+        </w:tc>
+        <w:tc>
+          <w:tcPr/>
+          <w:p>
+            <w:pPr>
+              <w:pStyle w:val="Compact"/>
+              <w:jc w:val="left"/>
+            </w:pPr>
+            <w:r>
+              <w:t xml:space="preserve">(0.109)</w:t>
+            </w:r>
+          </w:p>
+        </w:tc>
+        <w:tc>
+          <w:tcPr/>
+          <w:p>
+            <w:pPr>
+              <w:pStyle w:val="Compact"/>
+              <w:jc w:val="left"/>
+            </w:pPr>
+            <w:r>
+              <w:t xml:space="preserve">(0.107)</w:t>
+            </w:r>
+          </w:p>
+        </w:tc>
+        <w:tc>
+          <w:tcPr/>
+          <w:p>
+            <w:pPr>
+              <w:pStyle w:val="Compact"/>
+              <w:jc w:val="left"/>
+            </w:pPr>
+            <w:r>
+              <w:t xml:space="preserve">(0.061)</w:t>
             </w:r>
           </w:p>
         </w:tc>
@@ -506,43 +506,43 @@
               <w:jc w:val="left"/>
             </w:pPr>
             <w:r>
-              <w:t xml:space="preserve">0.267**</w:t>
-            </w:r>
-          </w:p>
-        </w:tc>
-        <w:tc>
-          <w:tcPr/>
-          <w:p>
-            <w:pPr>
-              <w:pStyle w:val="Compact"/>
-              <w:jc w:val="left"/>
-            </w:pPr>
-            <w:r>
-              <w:t xml:space="preserve">0.271**</w:t>
-            </w:r>
-          </w:p>
-        </w:tc>
-        <w:tc>
-          <w:tcPr/>
-          <w:p>
-            <w:pPr>
-              <w:pStyle w:val="Compact"/>
-              <w:jc w:val="left"/>
-            </w:pPr>
-            <w:r>
-              <w:t xml:space="preserve">0.212**</w:t>
-            </w:r>
-          </w:p>
-        </w:tc>
-        <w:tc>
-          <w:tcPr/>
-          <w:p>
-            <w:pPr>
-              <w:pStyle w:val="Compact"/>
-              <w:jc w:val="left"/>
-            </w:pPr>
-            <w:r>
-              <w:t xml:space="preserve">0.234***</w:t>
+              <w:t xml:space="preserve">0.004</w:t>
+            </w:r>
+          </w:p>
+        </w:tc>
+        <w:tc>
+          <w:tcPr/>
+          <w:p>
+            <w:pPr>
+              <w:pStyle w:val="Compact"/>
+              <w:jc w:val="left"/>
+            </w:pPr>
+            <w:r>
+              <w:t xml:space="preserve">0.002</w:t>
+            </w:r>
+          </w:p>
+        </w:tc>
+        <w:tc>
+          <w:tcPr/>
+          <w:p>
+            <w:pPr>
+              <w:pStyle w:val="Compact"/>
+              <w:jc w:val="left"/>
+            </w:pPr>
+            <w:r>
+              <w:t xml:space="preserve">-0.016</w:t>
+            </w:r>
+          </w:p>
+        </w:tc>
+        <w:tc>
+          <w:tcPr/>
+          <w:p>
+            <w:pPr>
+              <w:pStyle w:val="Compact"/>
+              <w:jc w:val="left"/>
+            </w:pPr>
+            <w:r>
+              <w:t xml:space="preserve">-0.015</w:t>
             </w:r>
           </w:p>
         </w:tc>
@@ -564,43 +564,43 @@
               <w:jc w:val="left"/>
             </w:pPr>
             <w:r>
-              <w:t xml:space="preserve">(0.095)</w:t>
-            </w:r>
-          </w:p>
-        </w:tc>
-        <w:tc>
-          <w:tcPr/>
-          <w:p>
-            <w:pPr>
-              <w:pStyle w:val="Compact"/>
-              <w:jc w:val="left"/>
-            </w:pPr>
-            <w:r>
-              <w:t xml:space="preserve">(0.091)</w:t>
-            </w:r>
-          </w:p>
-        </w:tc>
-        <w:tc>
-          <w:tcPr/>
-          <w:p>
-            <w:pPr>
-              <w:pStyle w:val="Compact"/>
-              <w:jc w:val="left"/>
-            </w:pPr>
-            <w:r>
-              <w:t xml:space="preserve">(0.076)</w:t>
-            </w:r>
-          </w:p>
-        </w:tc>
-        <w:tc>
-          <w:tcPr/>
-          <w:p>
-            <w:pPr>
-              <w:pStyle w:val="Compact"/>
-              <w:jc w:val="left"/>
-            </w:pPr>
-            <w:r>
-              <w:t xml:space="preserve">(0.048)</w:t>
+              <w:t xml:space="preserve">(0.063)</w:t>
+            </w:r>
+          </w:p>
+        </w:tc>
+        <w:tc>
+          <w:tcPr/>
+          <w:p>
+            <w:pPr>
+              <w:pStyle w:val="Compact"/>
+              <w:jc w:val="left"/>
+            </w:pPr>
+            <w:r>
+              <w:t xml:space="preserve">(0.063)</w:t>
+            </w:r>
+          </w:p>
+        </w:tc>
+        <w:tc>
+          <w:tcPr/>
+          <w:p>
+            <w:pPr>
+              <w:pStyle w:val="Compact"/>
+              <w:jc w:val="left"/>
+            </w:pPr>
+            <w:r>
+              <w:t xml:space="preserve">(0.063)</w:t>
+            </w:r>
+          </w:p>
+        </w:tc>
+        <w:tc>
+          <w:tcPr/>
+          <w:p>
+            <w:pPr>
+              <w:pStyle w:val="Compact"/>
+              <w:jc w:val="left"/>
+            </w:pPr>
+            <w:r>
+              <w:t xml:space="preserve">(0.044)</w:t>
             </w:r>
           </w:p>
         </w:tc>
@@ -626,43 +626,43 @@
               <w:jc w:val="left"/>
             </w:pPr>
             <w:r>
+              <w:t xml:space="preserve">-0.002</w:t>
+            </w:r>
+          </w:p>
+        </w:tc>
+        <w:tc>
+          <w:tcPr/>
+          <w:p>
+            <w:pPr>
+              <w:pStyle w:val="Compact"/>
+              <w:jc w:val="left"/>
+            </w:pPr>
+            <w:r>
+              <w:t xml:space="preserve">-0.002</w:t>
+            </w:r>
+          </w:p>
+        </w:tc>
+        <w:tc>
+          <w:tcPr/>
+          <w:p>
+            <w:pPr>
+              <w:pStyle w:val="Compact"/>
+              <w:jc w:val="left"/>
+            </w:pPr>
+            <w:r>
+              <w:t xml:space="preserve">-0.002</w:t>
+            </w:r>
+          </w:p>
+        </w:tc>
+        <w:tc>
+          <w:tcPr/>
+          <w:p>
+            <w:pPr>
+              <w:pStyle w:val="Compact"/>
+              <w:jc w:val="left"/>
+            </w:pPr>
+            <w:r>
               <w:t xml:space="preserve">-0.001</w:t>
-            </w:r>
-          </w:p>
-        </w:tc>
-        <w:tc>
-          <w:tcPr/>
-          <w:p>
-            <w:pPr>
-              <w:pStyle w:val="Compact"/>
-              <w:jc w:val="left"/>
-            </w:pPr>
-            <w:r>
-              <w:t xml:space="preserve">-0.003</w:t>
-            </w:r>
-          </w:p>
-        </w:tc>
-        <w:tc>
-          <w:tcPr/>
-          <w:p>
-            <w:pPr>
-              <w:pStyle w:val="Compact"/>
-              <w:jc w:val="left"/>
-            </w:pPr>
-            <w:r>
-              <w:t xml:space="preserve">-0.003</w:t>
-            </w:r>
-          </w:p>
-        </w:tc>
-        <w:tc>
-          <w:tcPr/>
-          <w:p>
-            <w:pPr>
-              <w:pStyle w:val="Compact"/>
-              <w:jc w:val="left"/>
-            </w:pPr>
-            <w:r>
-              <w:t xml:space="preserve">0.001</w:t>
             </w:r>
           </w:p>
         </w:tc>
@@ -684,31 +684,31 @@
               <w:jc w:val="left"/>
             </w:pPr>
             <w:r>
-              <w:t xml:space="preserve">(0.003)</w:t>
-            </w:r>
-          </w:p>
-        </w:tc>
-        <w:tc>
-          <w:tcPr/>
-          <w:p>
-            <w:pPr>
-              <w:pStyle w:val="Compact"/>
-              <w:jc w:val="left"/>
-            </w:pPr>
-            <w:r>
-              <w:t xml:space="preserve">(0.003)</w:t>
-            </w:r>
-          </w:p>
-        </w:tc>
-        <w:tc>
-          <w:tcPr/>
-          <w:p>
-            <w:pPr>
-              <w:pStyle w:val="Compact"/>
-              <w:jc w:val="left"/>
-            </w:pPr>
-            <w:r>
-              <w:t xml:space="preserve">(0.003)</w:t>
+              <w:t xml:space="preserve">(0.002)</w:t>
+            </w:r>
+          </w:p>
+        </w:tc>
+        <w:tc>
+          <w:tcPr/>
+          <w:p>
+            <w:pPr>
+              <w:pStyle w:val="Compact"/>
+              <w:jc w:val="left"/>
+            </w:pPr>
+            <w:r>
+              <w:t xml:space="preserve">(0.002)</w:t>
+            </w:r>
+          </w:p>
+        </w:tc>
+        <w:tc>
+          <w:tcPr/>
+          <w:p>
+            <w:pPr>
+              <w:pStyle w:val="Compact"/>
+              <w:jc w:val="left"/>
+            </w:pPr>
+            <w:r>
+              <w:t xml:space="preserve">(0.002)</w:t>
             </w:r>
           </w:p>
         </w:tc>
@@ -758,6 +758,18 @@
               <w:jc w:val="left"/>
             </w:pPr>
             <w:r>
+              <w:t xml:space="preserve">0.002</w:t>
+            </w:r>
+          </w:p>
+        </w:tc>
+        <w:tc>
+          <w:tcPr/>
+          <w:p>
+            <w:pPr>
+              <w:pStyle w:val="Compact"/>
+              <w:jc w:val="left"/>
+            </w:pPr>
+            <w:r>
               <w:t xml:space="preserve">0.001</w:t>
             </w:r>
           </w:p>
@@ -770,19 +782,7 @@
               <w:jc w:val="left"/>
             </w:pPr>
             <w:r>
-              <w:t xml:space="preserve">-0.000</w:t>
-            </w:r>
-          </w:p>
-        </w:tc>
-        <w:tc>
-          <w:tcPr/>
-          <w:p>
-            <w:pPr>
-              <w:pStyle w:val="Compact"/>
-              <w:jc w:val="left"/>
-            </w:pPr>
-            <w:r>
-              <w:t xml:space="preserve">-0.001</w:t>
+              <w:t xml:space="preserve">0.001</w:t>
             </w:r>
           </w:p>
         </w:tc>
@@ -804,19 +804,19 @@
               <w:jc w:val="left"/>
             </w:pPr>
             <w:r>
-              <w:t xml:space="preserve">(0.003)</w:t>
-            </w:r>
-          </w:p>
-        </w:tc>
-        <w:tc>
-          <w:tcPr/>
-          <w:p>
-            <w:pPr>
-              <w:pStyle w:val="Compact"/>
-              <w:jc w:val="left"/>
-            </w:pPr>
-            <w:r>
-              <w:t xml:space="preserve">(0.003)</w:t>
+              <w:t xml:space="preserve">(0.002)</w:t>
+            </w:r>
+          </w:p>
+        </w:tc>
+        <w:tc>
+          <w:tcPr/>
+          <w:p>
+            <w:pPr>
+              <w:pStyle w:val="Compact"/>
+              <w:jc w:val="left"/>
+            </w:pPr>
+            <w:r>
+              <w:t xml:space="preserve">(0.002)</w:t>
             </w:r>
           </w:p>
         </w:tc>
@@ -874,31 +874,31 @@
               <w:jc w:val="left"/>
             </w:pPr>
             <w:r>
-              <w:t xml:space="preserve">0.059</w:t>
-            </w:r>
-          </w:p>
-        </w:tc>
-        <w:tc>
-          <w:tcPr/>
-          <w:p>
-            <w:pPr>
-              <w:pStyle w:val="Compact"/>
-              <w:jc w:val="left"/>
-            </w:pPr>
-            <w:r>
-              <w:t xml:space="preserve">0.079</w:t>
-            </w:r>
-          </w:p>
-        </w:tc>
-        <w:tc>
-          <w:tcPr/>
-          <w:p>
-            <w:pPr>
-              <w:pStyle w:val="Compact"/>
-              <w:jc w:val="left"/>
-            </w:pPr>
-            <w:r>
-              <w:t xml:space="preserve">-0.043</w:t>
+              <w:t xml:space="preserve">-0.023</w:t>
+            </w:r>
+          </w:p>
+        </w:tc>
+        <w:tc>
+          <w:tcPr/>
+          <w:p>
+            <w:pPr>
+              <w:pStyle w:val="Compact"/>
+              <w:jc w:val="left"/>
+            </w:pPr>
+            <w:r>
+              <w:t xml:space="preserve">-0.014</w:t>
+            </w:r>
+          </w:p>
+        </w:tc>
+        <w:tc>
+          <w:tcPr/>
+          <w:p>
+            <w:pPr>
+              <w:pStyle w:val="Compact"/>
+              <w:jc w:val="left"/>
+            </w:pPr>
+            <w:r>
+              <w:t xml:space="preserve">-0.006</w:t>
             </w:r>
           </w:p>
         </w:tc>
@@ -928,31 +928,31 @@
               <w:jc w:val="left"/>
             </w:pPr>
             <w:r>
-              <w:t xml:space="preserve">(0.108)</w:t>
-            </w:r>
-          </w:p>
-        </w:tc>
-        <w:tc>
-          <w:tcPr/>
-          <w:p>
-            <w:pPr>
-              <w:pStyle w:val="Compact"/>
-              <w:jc w:val="left"/>
-            </w:pPr>
-            <w:r>
-              <w:t xml:space="preserve">(0.116)</w:t>
-            </w:r>
-          </w:p>
-        </w:tc>
-        <w:tc>
-          <w:tcPr/>
-          <w:p>
-            <w:pPr>
-              <w:pStyle w:val="Compact"/>
-              <w:jc w:val="left"/>
-            </w:pPr>
-            <w:r>
-              <w:t xml:space="preserve">(0.030)</w:t>
+              <w:t xml:space="preserve">(0.039)</w:t>
+            </w:r>
+          </w:p>
+        </w:tc>
+        <w:tc>
+          <w:tcPr/>
+          <w:p>
+            <w:pPr>
+              <w:pStyle w:val="Compact"/>
+              <w:jc w:val="left"/>
+            </w:pPr>
+            <w:r>
+              <w:t xml:space="preserve">(0.039)</w:t>
+            </w:r>
+          </w:p>
+        </w:tc>
+        <w:tc>
+          <w:tcPr/>
+          <w:p>
+            <w:pPr>
+              <w:pStyle w:val="Compact"/>
+              <w:jc w:val="left"/>
+            </w:pPr>
+            <w:r>
+              <w:t xml:space="preserve">(0.029)</w:t>
             </w:r>
           </w:p>
         </w:tc>
@@ -1040,43 +1040,43 @@
               <w:jc w:val="left"/>
             </w:pPr>
             <w:r>
-              <w:t xml:space="preserve">0.886</w:t>
-            </w:r>
-          </w:p>
-        </w:tc>
-        <w:tc>
-          <w:tcPr/>
-          <w:p>
-            <w:pPr>
-              <w:pStyle w:val="Compact"/>
-              <w:jc w:val="left"/>
-            </w:pPr>
-            <w:r>
-              <w:t xml:space="preserve">0.886</w:t>
-            </w:r>
-          </w:p>
-        </w:tc>
-        <w:tc>
-          <w:tcPr/>
-          <w:p>
-            <w:pPr>
-              <w:pStyle w:val="Compact"/>
-              <w:jc w:val="left"/>
-            </w:pPr>
-            <w:r>
-              <w:t xml:space="preserve">0.889</w:t>
-            </w:r>
-          </w:p>
-        </w:tc>
-        <w:tc>
-          <w:tcPr/>
-          <w:p>
-            <w:pPr>
-              <w:pStyle w:val="Compact"/>
-              <w:jc w:val="left"/>
-            </w:pPr>
-            <w:r>
-              <w:t xml:space="preserve">0.876</w:t>
+              <w:t xml:space="preserve">0.646</w:t>
+            </w:r>
+          </w:p>
+        </w:tc>
+        <w:tc>
+          <w:tcPr/>
+          <w:p>
+            <w:pPr>
+              <w:pStyle w:val="Compact"/>
+              <w:jc w:val="left"/>
+            </w:pPr>
+            <w:r>
+              <w:t xml:space="preserve">0.658</w:t>
+            </w:r>
+          </w:p>
+        </w:tc>
+        <w:tc>
+          <w:tcPr/>
+          <w:p>
+            <w:pPr>
+              <w:pStyle w:val="Compact"/>
+              <w:jc w:val="left"/>
+            </w:pPr>
+            <w:r>
+              <w:t xml:space="preserve">0.667</w:t>
+            </w:r>
+          </w:p>
+        </w:tc>
+        <w:tc>
+          <w:tcPr/>
+          <w:p>
+            <w:pPr>
+              <w:pStyle w:val="Compact"/>
+              <w:jc w:val="left"/>
+            </w:pPr>
+            <w:r>
+              <w:t xml:space="preserve">0.580</w:t>
             </w:r>
           </w:p>
         </w:tc>
@@ -1102,43 +1102,43 @@
               <w:jc w:val="left"/>
             </w:pPr>
             <w:r>
-              <w:t xml:space="preserve">0.885</w:t>
-            </w:r>
-          </w:p>
-        </w:tc>
-        <w:tc>
-          <w:tcPr/>
-          <w:p>
-            <w:pPr>
-              <w:pStyle w:val="Compact"/>
-              <w:jc w:val="left"/>
-            </w:pPr>
-            <w:r>
-              <w:t xml:space="preserve">0.885</w:t>
-            </w:r>
-          </w:p>
-        </w:tc>
-        <w:tc>
-          <w:tcPr/>
-          <w:p>
-            <w:pPr>
-              <w:pStyle w:val="Compact"/>
-              <w:jc w:val="left"/>
-            </w:pPr>
-            <w:r>
-              <w:t xml:space="preserve">0.888</w:t>
-            </w:r>
-          </w:p>
-        </w:tc>
-        <w:tc>
-          <w:tcPr/>
-          <w:p>
-            <w:pPr>
-              <w:pStyle w:val="Compact"/>
-              <w:jc w:val="left"/>
-            </w:pPr>
-            <w:r>
-              <w:t xml:space="preserve">0.875</w:t>
+              <w:t xml:space="preserve">0.643</w:t>
+            </w:r>
+          </w:p>
+        </w:tc>
+        <w:tc>
+          <w:tcPr/>
+          <w:p>
+            <w:pPr>
+              <w:pStyle w:val="Compact"/>
+              <w:jc w:val="left"/>
+            </w:pPr>
+            <w:r>
+              <w:t xml:space="preserve">0.655</w:t>
+            </w:r>
+          </w:p>
+        </w:tc>
+        <w:tc>
+          <w:tcPr/>
+          <w:p>
+            <w:pPr>
+              <w:pStyle w:val="Compact"/>
+              <w:jc w:val="left"/>
+            </w:pPr>
+            <w:r>
+              <w:t xml:space="preserve">0.663</w:t>
+            </w:r>
+          </w:p>
+        </w:tc>
+        <w:tc>
+          <w:tcPr/>
+          <w:p>
+            <w:pPr>
+              <w:pStyle w:val="Compact"/>
+              <w:jc w:val="left"/>
+            </w:pPr>
+            <w:r>
+              <w:t xml:space="preserve">0.576</w:t>
             </w:r>
           </w:p>
         </w:tc>
@@ -1164,43 +1164,43 @@
               <w:jc w:val="left"/>
             </w:pPr>
             <w:r>
-              <w:t xml:space="preserve">0.608</w:t>
-            </w:r>
-          </w:p>
-        </w:tc>
-        <w:tc>
-          <w:tcPr/>
-          <w:p>
-            <w:pPr>
-              <w:pStyle w:val="Compact"/>
-              <w:jc w:val="left"/>
-            </w:pPr>
-            <w:r>
-              <w:t xml:space="preserve">0.600</w:t>
-            </w:r>
-          </w:p>
-        </w:tc>
-        <w:tc>
-          <w:tcPr/>
-          <w:p>
-            <w:pPr>
-              <w:pStyle w:val="Compact"/>
-              <w:jc w:val="left"/>
-            </w:pPr>
-            <w:r>
-              <w:t xml:space="preserve">0.588</w:t>
-            </w:r>
-          </w:p>
-        </w:tc>
-        <w:tc>
-          <w:tcPr/>
-          <w:p>
-            <w:pPr>
-              <w:pStyle w:val="Compact"/>
-              <w:jc w:val="left"/>
-            </w:pPr>
-            <w:r>
-              <w:t xml:space="preserve">0.664</w:t>
+              <w:t xml:space="preserve">0.255</w:t>
+            </w:r>
+          </w:p>
+        </w:tc>
+        <w:tc>
+          <w:tcPr/>
+          <w:p>
+            <w:pPr>
+              <w:pStyle w:val="Compact"/>
+              <w:jc w:val="left"/>
+            </w:pPr>
+            <w:r>
+              <w:t xml:space="preserve">0.260</w:t>
+            </w:r>
+          </w:p>
+        </w:tc>
+        <w:tc>
+          <w:tcPr/>
+          <w:p>
+            <w:pPr>
+              <w:pStyle w:val="Compact"/>
+              <w:jc w:val="left"/>
+            </w:pPr>
+            <w:r>
+              <w:t xml:space="preserve">0.248</w:t>
+            </w:r>
+          </w:p>
+        </w:tc>
+        <w:tc>
+          <w:tcPr/>
+          <w:p>
+            <w:pPr>
+              <w:pStyle w:val="Compact"/>
+              <w:jc w:val="left"/>
+            </w:pPr>
+            <w:r>
+              <w:t xml:space="preserve">0.285</w:t>
             </w:r>
           </w:p>
         </w:tc>
@@ -1226,43 +1226,43 @@
               <w:jc w:val="left"/>
             </w:pPr>
             <w:r>
-              <w:t xml:space="preserve">0.607</w:t>
-            </w:r>
-          </w:p>
-        </w:tc>
-        <w:tc>
-          <w:tcPr/>
-          <w:p>
-            <w:pPr>
-              <w:pStyle w:val="Compact"/>
-              <w:jc w:val="left"/>
-            </w:pPr>
-            <w:r>
-              <w:t xml:space="preserve">0.599</w:t>
-            </w:r>
-          </w:p>
-        </w:tc>
-        <w:tc>
-          <w:tcPr/>
-          <w:p>
-            <w:pPr>
-              <w:pStyle w:val="Compact"/>
-              <w:jc w:val="left"/>
-            </w:pPr>
-            <w:r>
-              <w:t xml:space="preserve">0.588</w:t>
-            </w:r>
-          </w:p>
-        </w:tc>
-        <w:tc>
-          <w:tcPr/>
-          <w:p>
-            <w:pPr>
-              <w:pStyle w:val="Compact"/>
-              <w:jc w:val="left"/>
-            </w:pPr>
-            <w:r>
-              <w:t xml:space="preserve">0.664</w:t>
+              <w:t xml:space="preserve">0.253</w:t>
+            </w:r>
+          </w:p>
+        </w:tc>
+        <w:tc>
+          <w:tcPr/>
+          <w:p>
+            <w:pPr>
+              <w:pStyle w:val="Compact"/>
+              <w:jc w:val="left"/>
+            </w:pPr>
+            <w:r>
+              <w:t xml:space="preserve">0.258</w:t>
+            </w:r>
+          </w:p>
+        </w:tc>
+        <w:tc>
+          <w:tcPr/>
+          <w:p>
+            <w:pPr>
+              <w:pStyle w:val="Compact"/>
+              <w:jc w:val="left"/>
+            </w:pPr>
+            <w:r>
+              <w:t xml:space="preserve">0.248</w:t>
+            </w:r>
+          </w:p>
+        </w:tc>
+        <w:tc>
+          <w:tcPr/>
+          <w:p>
+            <w:pPr>
+              <w:pStyle w:val="Compact"/>
+              <w:jc w:val="left"/>
+            </w:pPr>
+            <w:r>
+              <w:t xml:space="preserve">0.283</w:t>
             </w:r>
           </w:p>
         </w:tc>
@@ -1456,13 +1456,19 @@
               <w:jc w:val="left"/>
             </w:pPr>
             <w:r>
-              <w:t xml:space="preserve">Robustness checks. Components model uses the original competition variables.</w:t>
+              <w:t xml:space="preserve">Robustness checks. Components model uses competition intensity, informal</w:t>
             </w:r>
             <w:r>
               <w:t xml:space="preserve"> </w:t>
             </w:r>
             <w:r>
-              <w:t xml:space="preserve">Strict FE includes country-year and industry fixed effects.</w:t>
+              <w:t xml:space="preserve">competition and informal obstacle. Strict FE includes country-year and</w:t>
+            </w:r>
+            <w:r>
+              <w:t xml:space="preserve"> </w:t>
+            </w:r>
+            <w:r>
+              <w:t xml:space="preserve">industry fixed effects.</w:t>
             </w:r>
           </w:p>
         </w:tc>
